--- a/courses/phy202/practice-exams/e4/phy202-practice-exam-4-ch-22-v1-answer-key.docx
+++ b/courses/phy202/practice-exams/e4/phy202-practice-exam-4-ch-22-v1-answer-key.docx
@@ -12,7 +12,7 @@
           <w:rFonts w:ascii="Times New Roman" w:hAnsi="Times New Roman" w:eastAsia="Times New Roman" w:cs="Times New Roman"/>
           <w:sz w:val="21"/>
         </w:rPr>
-        <w:t xml:space="preserve">PHY202 Practice Exam on chapter(s): 22</w:t>
+        <w:t>PHY202 Practice Exam on chapter(s): 22</w:t>
       </w:r>
     </w:p>
     <w:p>

--- a/courses/phy202/practice-exams/e4/phy202-practice-exam-4-ch-22-v1-answer-key.docx
+++ b/courses/phy202/practice-exams/e4/phy202-practice-exam-4-ch-22-v1-answer-key.docx
@@ -12,7 +12,7 @@
           <w:rFonts w:ascii="Times New Roman" w:hAnsi="Times New Roman" w:eastAsia="Times New Roman" w:cs="Times New Roman"/>
           <w:sz w:val="21"/>
         </w:rPr>
-        <w:t>PHY202 Practice Exam on chapter(s): 22</w:t>
+        <w:t xml:space="preserve">PHY202 Practice Exam on chapter(s): 22</w:t>
       </w:r>
     </w:p>
     <w:p>
